--- a/Argonne XMLgenerator/Charging Curve Excel 2 XML Converter.docx
+++ b/Argonne XMLgenerator/Charging Curve Excel 2 XML Converter.docx
@@ -1,6 +1,6 @@
 
 <file path=word/document.xml><?xml version="1.0" encoding="utf-8"?>
-<w:document xmlns:wpc="http://schemas.microsoft.com/office/word/2010/wordprocessingCanvas" xmlns:cx="http://schemas.microsoft.com/office/drawing/2014/chartex" xmlns:cx1="http://schemas.microsoft.com/office/drawing/2015/9/8/chartex" xmlns:cx2="http://schemas.microsoft.com/office/drawing/2015/10/21/chartex" xmlns:cx3="http://schemas.microsoft.com/office/drawing/2016/5/9/chartex" xmlns:cx4="http://schemas.microsoft.com/office/drawing/2016/5/10/chartex" xmlns:cx5="http://schemas.microsoft.com/office/drawing/2016/5/11/chartex" xmlns:cx6="http://schemas.microsoft.com/office/drawing/2016/5/12/chartex" xmlns:cx7="http://schemas.microsoft.com/office/drawing/2016/5/13/chartex" xmlns:cx8="http://schemas.microsoft.com/office/drawing/2016/5/14/chartex" xmlns:mc="http://schemas.openxmlformats.org/markup-compatibility/2006" xmlns:aink="http://schemas.microsoft.com/office/drawing/2016/ink" xmlns:am3d="http://schemas.microsoft.com/office/drawing/2017/model3d" xmlns:o="urn:schemas-microsoft-com:office:office" xmlns:oel="http://schemas.microsoft.com/office/2019/extlst" xmlns:r="http://schemas.openxmlformats.org/officeDocument/2006/relationships" xmlns:m="http://schemas.openxmlformats.org/officeDocument/2006/math" xmlns:v="urn:schemas-microsoft-com:vml" xmlns:wp14="http://schemas.microsoft.com/office/word/2010/wordprocessingDrawing" xmlns:wp="http://schemas.openxmlformats.org/drawingml/2006/wordprocessingDrawing" xmlns:w10="urn:schemas-microsoft-com:office:word" xmlns:w="http://schemas.openxmlformats.org/wordprocessingml/2006/main" xmlns:w14="http://schemas.microsoft.com/office/word/2010/wordml" xmlns:w15="http://schemas.microsoft.com/office/word/2012/wordml" xmlns:w16cex="http://schemas.microsoft.com/office/word/2018/wordml/cex" xmlns:w16cid="http://schemas.microsoft.com/office/word/2016/wordml/cid" xmlns:w16="http://schemas.microsoft.com/office/word/2018/wordml" xmlns:w16sdtdh="http://schemas.microsoft.com/office/word/2020/wordml/sdtdatahash" xmlns:w16se="http://schemas.microsoft.com/office/word/2015/wordml/symex" xmlns:wpg="http://schemas.microsoft.com/office/word/2010/wordprocessingGroup" xmlns:wpi="http://schemas.microsoft.com/office/word/2010/wordprocessingInk" xmlns:wne="http://schemas.microsoft.com/office/word/2006/wordml" xmlns:wps="http://schemas.microsoft.com/office/word/2010/wordprocessingShape" mc:Ignorable="w14 w15 w16se w16cid w16 w16cex w16sdtdh wp14">
+<w:document xmlns:wpc="http://schemas.microsoft.com/office/word/2010/wordprocessingCanvas" xmlns:cx="http://schemas.microsoft.com/office/drawing/2014/chartex" xmlns:cx1="http://schemas.microsoft.com/office/drawing/2015/9/8/chartex" xmlns:cx2="http://schemas.microsoft.com/office/drawing/2015/10/21/chartex" xmlns:cx3="http://schemas.microsoft.com/office/drawing/2016/5/9/chartex" xmlns:cx4="http://schemas.microsoft.com/office/drawing/2016/5/10/chartex" xmlns:cx5="http://schemas.microsoft.com/office/drawing/2016/5/11/chartex" xmlns:cx6="http://schemas.microsoft.com/office/drawing/2016/5/12/chartex" xmlns:cx7="http://schemas.microsoft.com/office/drawing/2016/5/13/chartex" xmlns:cx8="http://schemas.microsoft.com/office/drawing/2016/5/14/chartex" xmlns:mc="http://schemas.openxmlformats.org/markup-compatibility/2006" xmlns:aink="http://schemas.microsoft.com/office/drawing/2016/ink" xmlns:am3d="http://schemas.microsoft.com/office/drawing/2017/model3d" xmlns:o="urn:schemas-microsoft-com:office:office" xmlns:oel="http://schemas.microsoft.com/office/2019/extlst" xmlns:r="http://schemas.openxmlformats.org/officeDocument/2006/relationships" xmlns:m="http://schemas.openxmlformats.org/officeDocument/2006/math" xmlns:v="urn:schemas-microsoft-com:vml" xmlns:wp14="http://schemas.microsoft.com/office/word/2010/wordprocessingDrawing" xmlns:wp="http://schemas.openxmlformats.org/drawingml/2006/wordprocessingDrawing" xmlns:w10="urn:schemas-microsoft-com:office:word" xmlns:w="http://schemas.openxmlformats.org/wordprocessingml/2006/main" xmlns:w14="http://schemas.microsoft.com/office/word/2010/wordml" xmlns:w15="http://schemas.microsoft.com/office/word/2012/wordml" xmlns:w16cex="http://schemas.microsoft.com/office/word/2018/wordml/cex" xmlns:w16cid="http://schemas.microsoft.com/office/word/2016/wordml/cid" xmlns:w16="http://schemas.microsoft.com/office/word/2018/wordml" xmlns:w16du="http://schemas.microsoft.com/office/word/2023/wordml/word16du" xmlns:w16sdtdh="http://schemas.microsoft.com/office/word/2020/wordml/sdtdatahash" xmlns:w16sdtfl="http://schemas.microsoft.com/office/word/2024/wordml/sdtformatlock" xmlns:w16se="http://schemas.microsoft.com/office/word/2015/wordml/symex" xmlns:wpg="http://schemas.microsoft.com/office/word/2010/wordprocessingGroup" xmlns:wpi="http://schemas.microsoft.com/office/word/2010/wordprocessingInk" xmlns:wne="http://schemas.microsoft.com/office/word/2006/wordml" xmlns:wps="http://schemas.microsoft.com/office/word/2010/wordprocessingShape" mc:Ignorable="w14 w15 w16se w16cid w16 w16cex w16sdtdh w16sdtfl w16du wp14">
   <w:body>
     <w:p>
       <w:pPr>
@@ -109,21 +109,8 @@
         </w:numPr>
       </w:pPr>
       <w:r>
-        <w:t xml:space="preserve">pip install pandas </w:t>
-      </w:r>
-      <w:proofErr w:type="spellStart"/>
-      <w:r>
-        <w:t>numpy</w:t>
-      </w:r>
-      <w:proofErr w:type="spellEnd"/>
-      <w:r>
-        <w:t xml:space="preserve"> </w:t>
-      </w:r>
-      <w:proofErr w:type="spellStart"/>
-      <w:r>
-        <w:t>openpyxl</w:t>
-      </w:r>
-      <w:proofErr w:type="spellEnd"/>
+        <w:t>pip install pandas numpy openpyxl</w:t>
+      </w:r>
     </w:p>
     <w:p>
       <w:pPr>
@@ -159,14 +146,12 @@
       <w:r>
         <w:t xml:space="preserve">dsheets in the </w:t>
       </w:r>
-      <w:proofErr w:type="spellStart"/>
       <w:r>
         <w:rPr>
           <w:rStyle w:val="VerbatimChar"/>
         </w:rPr>
         <w:t>inputFiles</w:t>
       </w:r>
-      <w:proofErr w:type="spellEnd"/>
       <w:r>
         <w:t xml:space="preserve"> folder</w:t>
       </w:r>
@@ -322,14 +307,12 @@
       <w:r>
         <w:t xml:space="preserve"> XML file saved in the </w:t>
       </w:r>
-      <w:proofErr w:type="spellStart"/>
       <w:r>
         <w:rPr>
           <w:rStyle w:val="VerbatimChar"/>
         </w:rPr>
         <w:t>outputFiles</w:t>
       </w:r>
-      <w:proofErr w:type="spellEnd"/>
       <w:r>
         <w:t xml:space="preserve"> folder.</w:t>
       </w:r>
@@ -420,10 +403,16 @@
       </w:pPr>
       <w:r>
         <w:lastRenderedPageBreak/>
-        <w:t>If the input SOC range does not cover 0–100%, the program fill</w:t>
-      </w:r>
-      <w:r>
-        <w:t>s in</w:t>
+        <w:t xml:space="preserve">If the input SOC range does not cover 0–100%, the program </w:t>
+      </w:r>
+      <w:r>
+        <w:t xml:space="preserve">can </w:t>
+      </w:r>
+      <w:r>
+        <w:t>fill</w:t>
+      </w:r>
+      <w:r>
+        <w:t xml:space="preserve"> in</w:t>
       </w:r>
       <w:r>
         <w:t xml:space="preserve"> the missing ends.</w:t>
@@ -559,25 +548,31 @@
       <w:r>
         <w:t xml:space="preserve">For each extrapolated step, time increment is calculated as </w:t>
       </w:r>
-      <w:proofErr w:type="spellStart"/>
       <w:r>
         <w:rPr>
           <w:rStyle w:val="VerbatimChar"/>
         </w:rPr>
-        <w:t>dE</w:t>
-      </w:r>
-      <w:proofErr w:type="spellEnd"/>
+        <w:t xml:space="preserve">dE / </w:t>
+      </w:r>
       <w:r>
         <w:rPr>
           <w:rStyle w:val="VerbatimChar"/>
         </w:rPr>
-        <w:t xml:space="preserve"> / </w:t>
-      </w:r>
-      <w:proofErr w:type="spellStart"/>
+        <w:t>start</w:t>
+      </w:r>
       <w:r>
         <w:rPr>
           <w:rStyle w:val="VerbatimChar"/>
         </w:rPr>
+        <w:t>_power * 60</w:t>
+      </w:r>
+      <w:r>
+        <w:t xml:space="preserve"> (minutes), where </w:t>
+      </w:r>
+      <w:r>
+        <w:rPr>
+          <w:rStyle w:val="VerbatimChar"/>
+        </w:rPr>
         <w:t>start</w:t>
       </w:r>
       <w:r>
@@ -586,30 +581,6 @@
         </w:rPr>
         <w:t>_power</w:t>
       </w:r>
-      <w:proofErr w:type="spellEnd"/>
-      <w:r>
-        <w:rPr>
-          <w:rStyle w:val="VerbatimChar"/>
-        </w:rPr>
-        <w:t xml:space="preserve"> * 60</w:t>
-      </w:r>
-      <w:r>
-        <w:t xml:space="preserve"> (minutes), where </w:t>
-      </w:r>
-      <w:proofErr w:type="spellStart"/>
-      <w:r>
-        <w:rPr>
-          <w:rStyle w:val="VerbatimChar"/>
-        </w:rPr>
-        <w:t>start</w:t>
-      </w:r>
-      <w:r>
-        <w:rPr>
-          <w:rStyle w:val="VerbatimChar"/>
-        </w:rPr>
-        <w:t>_power</w:t>
-      </w:r>
-      <w:proofErr w:type="spellEnd"/>
       <w:r>
         <w:t xml:space="preserve"> is the average power of the first measured segment.</w:t>
       </w:r>
@@ -957,21 +928,7 @@
         <w:rPr>
           <w:rStyle w:val="VerbatimChar"/>
         </w:rPr>
-        <w:t xml:space="preserve">power = </w:t>
-      </w:r>
-      <w:proofErr w:type="spellStart"/>
-      <w:r>
-        <w:rPr>
-          <w:rStyle w:val="VerbatimChar"/>
-        </w:rPr>
-        <w:t>dE</w:t>
-      </w:r>
-      <w:proofErr w:type="spellEnd"/>
-      <w:r>
-        <w:rPr>
-          <w:rStyle w:val="VerbatimChar"/>
-        </w:rPr>
-        <w:t xml:space="preserve"> / (dt/60)</w:t>
+        <w:t>power = dE / (dt/60)</w:t>
       </w:r>
       <w:r>
         <w:t xml:space="preserve"> (kWh per hour = kW). </w:t>
@@ -1284,10 +1241,7 @@
               <w:pStyle w:val="Compact"/>
             </w:pPr>
             <w:r>
-              <w:t xml:space="preserve">dE/template_power × 60, </w:t>
-            </w:r>
-            <w:r>
-              <w:t>cumulative</w:t>
+              <w:t>dE/template_power × 60, cumulative</w:t>
             </w:r>
           </w:p>
         </w:tc>
@@ -1391,10 +1345,7 @@
         </w:numPr>
       </w:pPr>
       <w:r>
-        <w:t xml:space="preserve">It also asks if interpolation is allowed for missing </w:t>
-      </w:r>
-      <w:r>
-        <w:t>intermediate values.</w:t>
+        <w:t>It also asks if interpolation is allowed for missing intermediate values.</w:t>
       </w:r>
     </w:p>
     <w:p>
@@ -1442,7 +1393,7 @@
 </file>
 
 <file path=word/comments.xml><?xml version="1.0" encoding="utf-8"?>
-<w:comments xmlns:wpc="http://schemas.microsoft.com/office/word/2010/wordprocessingCanvas" xmlns:cx="http://schemas.microsoft.com/office/drawing/2014/chartex" xmlns:cx1="http://schemas.microsoft.com/office/drawing/2015/9/8/chartex" xmlns:cx2="http://schemas.microsoft.com/office/drawing/2015/10/21/chartex" xmlns:cx3="http://schemas.microsoft.com/office/drawing/2016/5/9/chartex" xmlns:cx4="http://schemas.microsoft.com/office/drawing/2016/5/10/chartex" xmlns:cx5="http://schemas.microsoft.com/office/drawing/2016/5/11/chartex" xmlns:cx6="http://schemas.microsoft.com/office/drawing/2016/5/12/chartex" xmlns:cx7="http://schemas.microsoft.com/office/drawing/2016/5/13/chartex" xmlns:cx8="http://schemas.microsoft.com/office/drawing/2016/5/14/chartex" xmlns:mc="http://schemas.openxmlformats.org/markup-compatibility/2006" xmlns:aink="http://schemas.microsoft.com/office/drawing/2016/ink" xmlns:am3d="http://schemas.microsoft.com/office/drawing/2017/model3d" xmlns:o="urn:schemas-microsoft-com:office:office" xmlns:oel="http://schemas.microsoft.com/office/2019/extlst" xmlns:r="http://schemas.openxmlformats.org/officeDocument/2006/relationships" xmlns:m="http://schemas.openxmlformats.org/officeDocument/2006/math" xmlns:v="urn:schemas-microsoft-com:vml" xmlns:wp14="http://schemas.microsoft.com/office/word/2010/wordprocessingDrawing" xmlns:wp="http://schemas.openxmlformats.org/drawingml/2006/wordprocessingDrawing" xmlns:w10="urn:schemas-microsoft-com:office:word" xmlns:w="http://schemas.openxmlformats.org/wordprocessingml/2006/main" xmlns:w14="http://schemas.microsoft.com/office/word/2010/wordml" xmlns:w15="http://schemas.microsoft.com/office/word/2012/wordml" xmlns:w16cex="http://schemas.microsoft.com/office/word/2018/wordml/cex" xmlns:w16cid="http://schemas.microsoft.com/office/word/2016/wordml/cid" xmlns:w16="http://schemas.microsoft.com/office/word/2018/wordml" xmlns:w16sdtdh="http://schemas.microsoft.com/office/word/2020/wordml/sdtdatahash" xmlns:w16se="http://schemas.microsoft.com/office/word/2015/wordml/symex" xmlns:wpg="http://schemas.microsoft.com/office/word/2010/wordprocessingGroup" xmlns:wpi="http://schemas.microsoft.com/office/word/2010/wordprocessingInk" xmlns:wne="http://schemas.microsoft.com/office/word/2006/wordml" xmlns:wps="http://schemas.microsoft.com/office/word/2010/wordprocessingShape" mc:Ignorable="w14 w15 w16se w16cid w16 w16cex w16sdtdh wp14">
+<w:comments xmlns:wpc="http://schemas.microsoft.com/office/word/2010/wordprocessingCanvas" xmlns:cx="http://schemas.microsoft.com/office/drawing/2014/chartex" xmlns:cx1="http://schemas.microsoft.com/office/drawing/2015/9/8/chartex" xmlns:cx2="http://schemas.microsoft.com/office/drawing/2015/10/21/chartex" xmlns:cx3="http://schemas.microsoft.com/office/drawing/2016/5/9/chartex" xmlns:cx4="http://schemas.microsoft.com/office/drawing/2016/5/10/chartex" xmlns:cx5="http://schemas.microsoft.com/office/drawing/2016/5/11/chartex" xmlns:cx6="http://schemas.microsoft.com/office/drawing/2016/5/12/chartex" xmlns:cx7="http://schemas.microsoft.com/office/drawing/2016/5/13/chartex" xmlns:cx8="http://schemas.microsoft.com/office/drawing/2016/5/14/chartex" xmlns:mc="http://schemas.openxmlformats.org/markup-compatibility/2006" xmlns:aink="http://schemas.microsoft.com/office/drawing/2016/ink" xmlns:am3d="http://schemas.microsoft.com/office/drawing/2017/model3d" xmlns:o="urn:schemas-microsoft-com:office:office" xmlns:oel="http://schemas.microsoft.com/office/2019/extlst" xmlns:r="http://schemas.openxmlformats.org/officeDocument/2006/relationships" xmlns:m="http://schemas.openxmlformats.org/officeDocument/2006/math" xmlns:v="urn:schemas-microsoft-com:vml" xmlns:wp14="http://schemas.microsoft.com/office/word/2010/wordprocessingDrawing" xmlns:wp="http://schemas.openxmlformats.org/drawingml/2006/wordprocessingDrawing" xmlns:w10="urn:schemas-microsoft-com:office:word" xmlns:w="http://schemas.openxmlformats.org/wordprocessingml/2006/main" xmlns:w14="http://schemas.microsoft.com/office/word/2010/wordml" xmlns:w15="http://schemas.microsoft.com/office/word/2012/wordml" xmlns:w16cex="http://schemas.microsoft.com/office/word/2018/wordml/cex" xmlns:w16cid="http://schemas.microsoft.com/office/word/2016/wordml/cid" xmlns:w16="http://schemas.microsoft.com/office/word/2018/wordml" xmlns:w16du="http://schemas.microsoft.com/office/word/2023/wordml/word16du" xmlns:w16sdtdh="http://schemas.microsoft.com/office/word/2020/wordml/sdtdatahash" xmlns:w16sdtfl="http://schemas.microsoft.com/office/word/2024/wordml/sdtformatlock" xmlns:w16se="http://schemas.microsoft.com/office/word/2015/wordml/symex" xmlns:wpg="http://schemas.microsoft.com/office/word/2010/wordprocessingGroup" xmlns:wpi="http://schemas.microsoft.com/office/word/2010/wordprocessingInk" xmlns:wne="http://schemas.microsoft.com/office/word/2006/wordml" xmlns:wps="http://schemas.microsoft.com/office/word/2010/wordprocessingShape" mc:Ignorable="w14 w15 w16se w16cid w16 w16cex w16sdtdh w16sdtfl w16du wp14">
   <w:comment w:id="2" w:author="Sobel, Aaron" w:date="2025-08-05T17:26:00Z" w:initials="AS">
     <w:p>
       <w:pPr>
@@ -1463,25 +1414,25 @@
 </file>
 
 <file path=word/commentsExtended.xml><?xml version="1.0" encoding="utf-8"?>
-<w15:commentsEx xmlns:wpc="http://schemas.microsoft.com/office/word/2010/wordprocessingCanvas" xmlns:cx="http://schemas.microsoft.com/office/drawing/2014/chartex" xmlns:cx1="http://schemas.microsoft.com/office/drawing/2015/9/8/chartex" xmlns:cx2="http://schemas.microsoft.com/office/drawing/2015/10/21/chartex" xmlns:cx3="http://schemas.microsoft.com/office/drawing/2016/5/9/chartex" xmlns:cx4="http://schemas.microsoft.com/office/drawing/2016/5/10/chartex" xmlns:cx5="http://schemas.microsoft.com/office/drawing/2016/5/11/chartex" xmlns:cx6="http://schemas.microsoft.com/office/drawing/2016/5/12/chartex" xmlns:cx7="http://schemas.microsoft.com/office/drawing/2016/5/13/chartex" xmlns:cx8="http://schemas.microsoft.com/office/drawing/2016/5/14/chartex" xmlns:mc="http://schemas.openxmlformats.org/markup-compatibility/2006" xmlns:aink="http://schemas.microsoft.com/office/drawing/2016/ink" xmlns:am3d="http://schemas.microsoft.com/office/drawing/2017/model3d" xmlns:o="urn:schemas-microsoft-com:office:office" xmlns:oel="http://schemas.microsoft.com/office/2019/extlst" xmlns:r="http://schemas.openxmlformats.org/officeDocument/2006/relationships" xmlns:m="http://schemas.openxmlformats.org/officeDocument/2006/math" xmlns:v="urn:schemas-microsoft-com:vml" xmlns:wp14="http://schemas.microsoft.com/office/word/2010/wordprocessingDrawing" xmlns:wp="http://schemas.openxmlformats.org/drawingml/2006/wordprocessingDrawing" xmlns:w10="urn:schemas-microsoft-com:office:word" xmlns:w="http://schemas.openxmlformats.org/wordprocessingml/2006/main" xmlns:w14="http://schemas.microsoft.com/office/word/2010/wordml" xmlns:w15="http://schemas.microsoft.com/office/word/2012/wordml" xmlns:w16cex="http://schemas.microsoft.com/office/word/2018/wordml/cex" xmlns:w16cid="http://schemas.microsoft.com/office/word/2016/wordml/cid" xmlns:w16="http://schemas.microsoft.com/office/word/2018/wordml" xmlns:w16sdtdh="http://schemas.microsoft.com/office/word/2020/wordml/sdtdatahash" xmlns:w16se="http://schemas.microsoft.com/office/word/2015/wordml/symex" xmlns:wpg="http://schemas.microsoft.com/office/word/2010/wordprocessingGroup" xmlns:wpi="http://schemas.microsoft.com/office/word/2010/wordprocessingInk" xmlns:wne="http://schemas.microsoft.com/office/word/2006/wordml" xmlns:wps="http://schemas.microsoft.com/office/word/2010/wordprocessingShape" mc:Ignorable="w14 w15 w16se w16cid w16 w16cex w16sdtdh wp14">
+<w15:commentsEx xmlns:wpc="http://schemas.microsoft.com/office/word/2010/wordprocessingCanvas" xmlns:cx="http://schemas.microsoft.com/office/drawing/2014/chartex" xmlns:cx1="http://schemas.microsoft.com/office/drawing/2015/9/8/chartex" xmlns:cx2="http://schemas.microsoft.com/office/drawing/2015/10/21/chartex" xmlns:cx3="http://schemas.microsoft.com/office/drawing/2016/5/9/chartex" xmlns:cx4="http://schemas.microsoft.com/office/drawing/2016/5/10/chartex" xmlns:cx5="http://schemas.microsoft.com/office/drawing/2016/5/11/chartex" xmlns:cx6="http://schemas.microsoft.com/office/drawing/2016/5/12/chartex" xmlns:cx7="http://schemas.microsoft.com/office/drawing/2016/5/13/chartex" xmlns:cx8="http://schemas.microsoft.com/office/drawing/2016/5/14/chartex" xmlns:mc="http://schemas.openxmlformats.org/markup-compatibility/2006" xmlns:aink="http://schemas.microsoft.com/office/drawing/2016/ink" xmlns:am3d="http://schemas.microsoft.com/office/drawing/2017/model3d" xmlns:o="urn:schemas-microsoft-com:office:office" xmlns:oel="http://schemas.microsoft.com/office/2019/extlst" xmlns:r="http://schemas.openxmlformats.org/officeDocument/2006/relationships" xmlns:m="http://schemas.openxmlformats.org/officeDocument/2006/math" xmlns:v="urn:schemas-microsoft-com:vml" xmlns:wp14="http://schemas.microsoft.com/office/word/2010/wordprocessingDrawing" xmlns:wp="http://schemas.openxmlformats.org/drawingml/2006/wordprocessingDrawing" xmlns:w10="urn:schemas-microsoft-com:office:word" xmlns:w="http://schemas.openxmlformats.org/wordprocessingml/2006/main" xmlns:w14="http://schemas.microsoft.com/office/word/2010/wordml" xmlns:w15="http://schemas.microsoft.com/office/word/2012/wordml" xmlns:w16cex="http://schemas.microsoft.com/office/word/2018/wordml/cex" xmlns:w16cid="http://schemas.microsoft.com/office/word/2016/wordml/cid" xmlns:w16="http://schemas.microsoft.com/office/word/2018/wordml" xmlns:w16du="http://schemas.microsoft.com/office/word/2023/wordml/word16du" xmlns:w16sdtdh="http://schemas.microsoft.com/office/word/2020/wordml/sdtdatahash" xmlns:w16sdtfl="http://schemas.microsoft.com/office/word/2024/wordml/sdtformatlock" xmlns:w16se="http://schemas.microsoft.com/office/word/2015/wordml/symex" xmlns:wpg="http://schemas.microsoft.com/office/word/2010/wordprocessingGroup" xmlns:wpi="http://schemas.microsoft.com/office/word/2010/wordprocessingInk" xmlns:wne="http://schemas.microsoft.com/office/word/2006/wordml" xmlns:wps="http://schemas.microsoft.com/office/word/2010/wordprocessingShape" mc:Ignorable="w14 w15 w16se w16cid w16 w16cex w16sdtdh w16sdtfl w16du wp14">
   <w15:commentEx w15:paraId="1CC86141" w15:done="0"/>
 </w15:commentsEx>
 </file>
 
 <file path=word/commentsExtensible.xml><?xml version="1.0" encoding="utf-8"?>
-<w16cex:commentsExtensible xmlns:wpc="http://schemas.microsoft.com/office/word/2010/wordprocessingCanvas" xmlns:cx="http://schemas.microsoft.com/office/drawing/2014/chartex" xmlns:cx1="http://schemas.microsoft.com/office/drawing/2015/9/8/chartex" xmlns:cx2="http://schemas.microsoft.com/office/drawing/2015/10/21/chartex" xmlns:cx3="http://schemas.microsoft.com/office/drawing/2016/5/9/chartex" xmlns:cx4="http://schemas.microsoft.com/office/drawing/2016/5/10/chartex" xmlns:cx5="http://schemas.microsoft.com/office/drawing/2016/5/11/chartex" xmlns:cx6="http://schemas.microsoft.com/office/drawing/2016/5/12/chartex" xmlns:cx7="http://schemas.microsoft.com/office/drawing/2016/5/13/chartex" xmlns:cx8="http://schemas.microsoft.com/office/drawing/2016/5/14/chartex" xmlns:cr="http://schemas.microsoft.com/office/comments/2020/reactions" xmlns:mc="http://schemas.openxmlformats.org/markup-compatibility/2006" xmlns:aink="http://schemas.microsoft.com/office/drawing/2016/ink" xmlns:am3d="http://schemas.microsoft.com/office/drawing/2017/model3d" xmlns:o="urn:schemas-microsoft-com:office:office" xmlns:oel="http://schemas.microsoft.com/office/2019/extlst" xmlns:r="http://schemas.openxmlformats.org/officeDocument/2006/relationships" xmlns:m="http://schemas.openxmlformats.org/officeDocument/2006/math" xmlns:v="urn:schemas-microsoft-com:vml" xmlns:wp14="http://schemas.microsoft.com/office/word/2010/wordprocessingDrawing" xmlns:wp="http://schemas.openxmlformats.org/drawingml/2006/wordprocessingDrawing" xmlns:w10="urn:schemas-microsoft-com:office:word" xmlns:w="http://schemas.openxmlformats.org/wordprocessingml/2006/main" xmlns:w14="http://schemas.microsoft.com/office/word/2010/wordml" xmlns:w15="http://schemas.microsoft.com/office/word/2012/wordml" xmlns:w16cex="http://schemas.microsoft.com/office/word/2018/wordml/cex" xmlns:w16cid="http://schemas.microsoft.com/office/word/2016/wordml/cid" xmlns:w16="http://schemas.microsoft.com/office/word/2018/wordml" xmlns:w16sdtdh="http://schemas.microsoft.com/office/word/2020/wordml/sdtdatahash" xmlns:w16se="http://schemas.microsoft.com/office/word/2015/wordml/symex" xmlns:wpg="http://schemas.microsoft.com/office/word/2010/wordprocessingGroup" xmlns:wpi="http://schemas.microsoft.com/office/word/2010/wordprocessingInk" xmlns:wne="http://schemas.microsoft.com/office/word/2006/wordml" xmlns:wps="http://schemas.microsoft.com/office/word/2010/wordprocessingShape" mc:Ignorable="w14 w15 w16se w16cid w16 w16cex w16sdtdh cr wp14">
+<w16cex:commentsExtensible xmlns:wpc="http://schemas.microsoft.com/office/word/2010/wordprocessingCanvas" xmlns:cx="http://schemas.microsoft.com/office/drawing/2014/chartex" xmlns:cx1="http://schemas.microsoft.com/office/drawing/2015/9/8/chartex" xmlns:cx2="http://schemas.microsoft.com/office/drawing/2015/10/21/chartex" xmlns:cx3="http://schemas.microsoft.com/office/drawing/2016/5/9/chartex" xmlns:cx4="http://schemas.microsoft.com/office/drawing/2016/5/10/chartex" xmlns:cx5="http://schemas.microsoft.com/office/drawing/2016/5/11/chartex" xmlns:cx6="http://schemas.microsoft.com/office/drawing/2016/5/12/chartex" xmlns:cx7="http://schemas.microsoft.com/office/drawing/2016/5/13/chartex" xmlns:cx8="http://schemas.microsoft.com/office/drawing/2016/5/14/chartex" xmlns:cr="http://schemas.microsoft.com/office/comments/2020/reactions" xmlns:mc="http://schemas.openxmlformats.org/markup-compatibility/2006" xmlns:aink="http://schemas.microsoft.com/office/drawing/2016/ink" xmlns:am3d="http://schemas.microsoft.com/office/drawing/2017/model3d" xmlns:o="urn:schemas-microsoft-com:office:office" xmlns:oel="http://schemas.microsoft.com/office/2019/extlst" xmlns:r="http://schemas.openxmlformats.org/officeDocument/2006/relationships" xmlns:m="http://schemas.openxmlformats.org/officeDocument/2006/math" xmlns:v="urn:schemas-microsoft-com:vml" xmlns:wp14="http://schemas.microsoft.com/office/word/2010/wordprocessingDrawing" xmlns:wp="http://schemas.openxmlformats.org/drawingml/2006/wordprocessingDrawing" xmlns:w10="urn:schemas-microsoft-com:office:word" xmlns:w="http://schemas.openxmlformats.org/wordprocessingml/2006/main" xmlns:w14="http://schemas.microsoft.com/office/word/2010/wordml" xmlns:w15="http://schemas.microsoft.com/office/word/2012/wordml" xmlns:w16cex="http://schemas.microsoft.com/office/word/2018/wordml/cex" xmlns:w16cid="http://schemas.microsoft.com/office/word/2016/wordml/cid" xmlns:w16="http://schemas.microsoft.com/office/word/2018/wordml" xmlns:w16du="http://schemas.microsoft.com/office/word/2023/wordml/word16du" xmlns:w16sdtdh="http://schemas.microsoft.com/office/word/2020/wordml/sdtdatahash" xmlns:w16sdtfl="http://schemas.microsoft.com/office/word/2024/wordml/sdtformatlock" xmlns:w16se="http://schemas.microsoft.com/office/word/2015/wordml/symex" xmlns:wpg="http://schemas.microsoft.com/office/word/2010/wordprocessingGroup" xmlns:wpi="http://schemas.microsoft.com/office/word/2010/wordprocessingInk" xmlns:wne="http://schemas.microsoft.com/office/word/2006/wordml" xmlns:wps="http://schemas.microsoft.com/office/word/2010/wordprocessingShape" mc:Ignorable="w14 w15 w16se w16cid w16 w16cex w16sdtdh w16sdtfl cr w16du wp14">
   <w16cex:commentExtensible w16cex:durableId="3F81B919" w16cex:dateUtc="2025-08-05T21:26:00Z"/>
 </w16cex:commentsExtensible>
 </file>
 
 <file path=word/commentsIds.xml><?xml version="1.0" encoding="utf-8"?>
-<w16cid:commentsIds xmlns:wpc="http://schemas.microsoft.com/office/word/2010/wordprocessingCanvas" xmlns:cx="http://schemas.microsoft.com/office/drawing/2014/chartex" xmlns:cx1="http://schemas.microsoft.com/office/drawing/2015/9/8/chartex" xmlns:cx2="http://schemas.microsoft.com/office/drawing/2015/10/21/chartex" xmlns:cx3="http://schemas.microsoft.com/office/drawing/2016/5/9/chartex" xmlns:cx4="http://schemas.microsoft.com/office/drawing/2016/5/10/chartex" xmlns:cx5="http://schemas.microsoft.com/office/drawing/2016/5/11/chartex" xmlns:cx6="http://schemas.microsoft.com/office/drawing/2016/5/12/chartex" xmlns:cx7="http://schemas.microsoft.com/office/drawing/2016/5/13/chartex" xmlns:cx8="http://schemas.microsoft.com/office/drawing/2016/5/14/chartex" xmlns:mc="http://schemas.openxmlformats.org/markup-compatibility/2006" xmlns:aink="http://schemas.microsoft.com/office/drawing/2016/ink" xmlns:am3d="http://schemas.microsoft.com/office/drawing/2017/model3d" xmlns:o="urn:schemas-microsoft-com:office:office" xmlns:oel="http://schemas.microsoft.com/office/2019/extlst" xmlns:r="http://schemas.openxmlformats.org/officeDocument/2006/relationships" xmlns:m="http://schemas.openxmlformats.org/officeDocument/2006/math" xmlns:v="urn:schemas-microsoft-com:vml" xmlns:wp14="http://schemas.microsoft.com/office/word/2010/wordprocessingDrawing" xmlns:wp="http://schemas.openxmlformats.org/drawingml/2006/wordprocessingDrawing" xmlns:w10="urn:schemas-microsoft-com:office:word" xmlns:w="http://schemas.openxmlformats.org/wordprocessingml/2006/main" xmlns:w14="http://schemas.microsoft.com/office/word/2010/wordml" xmlns:w15="http://schemas.microsoft.com/office/word/2012/wordml" xmlns:w16cex="http://schemas.microsoft.com/office/word/2018/wordml/cex" xmlns:w16cid="http://schemas.microsoft.com/office/word/2016/wordml/cid" xmlns:w16="http://schemas.microsoft.com/office/word/2018/wordml" xmlns:w16sdtdh="http://schemas.microsoft.com/office/word/2020/wordml/sdtdatahash" xmlns:w16se="http://schemas.microsoft.com/office/word/2015/wordml/symex" xmlns:wpg="http://schemas.microsoft.com/office/word/2010/wordprocessingGroup" xmlns:wpi="http://schemas.microsoft.com/office/word/2010/wordprocessingInk" xmlns:wne="http://schemas.microsoft.com/office/word/2006/wordml" xmlns:wps="http://schemas.microsoft.com/office/word/2010/wordprocessingShape" mc:Ignorable="w14 w15 w16se w16cid w16 w16cex w16sdtdh wp14">
+<w16cid:commentsIds xmlns:wpc="http://schemas.microsoft.com/office/word/2010/wordprocessingCanvas" xmlns:cx="http://schemas.microsoft.com/office/drawing/2014/chartex" xmlns:cx1="http://schemas.microsoft.com/office/drawing/2015/9/8/chartex" xmlns:cx2="http://schemas.microsoft.com/office/drawing/2015/10/21/chartex" xmlns:cx3="http://schemas.microsoft.com/office/drawing/2016/5/9/chartex" xmlns:cx4="http://schemas.microsoft.com/office/drawing/2016/5/10/chartex" xmlns:cx5="http://schemas.microsoft.com/office/drawing/2016/5/11/chartex" xmlns:cx6="http://schemas.microsoft.com/office/drawing/2016/5/12/chartex" xmlns:cx7="http://schemas.microsoft.com/office/drawing/2016/5/13/chartex" xmlns:cx8="http://schemas.microsoft.com/office/drawing/2016/5/14/chartex" xmlns:mc="http://schemas.openxmlformats.org/markup-compatibility/2006" xmlns:aink="http://schemas.microsoft.com/office/drawing/2016/ink" xmlns:am3d="http://schemas.microsoft.com/office/drawing/2017/model3d" xmlns:o="urn:schemas-microsoft-com:office:office" xmlns:oel="http://schemas.microsoft.com/office/2019/extlst" xmlns:r="http://schemas.openxmlformats.org/officeDocument/2006/relationships" xmlns:m="http://schemas.openxmlformats.org/officeDocument/2006/math" xmlns:v="urn:schemas-microsoft-com:vml" xmlns:wp14="http://schemas.microsoft.com/office/word/2010/wordprocessingDrawing" xmlns:wp="http://schemas.openxmlformats.org/drawingml/2006/wordprocessingDrawing" xmlns:w10="urn:schemas-microsoft-com:office:word" xmlns:w="http://schemas.openxmlformats.org/wordprocessingml/2006/main" xmlns:w14="http://schemas.microsoft.com/office/word/2010/wordml" xmlns:w15="http://schemas.microsoft.com/office/word/2012/wordml" xmlns:w16cex="http://schemas.microsoft.com/office/word/2018/wordml/cex" xmlns:w16cid="http://schemas.microsoft.com/office/word/2016/wordml/cid" xmlns:w16="http://schemas.microsoft.com/office/word/2018/wordml" xmlns:w16du="http://schemas.microsoft.com/office/word/2023/wordml/word16du" xmlns:w16sdtdh="http://schemas.microsoft.com/office/word/2020/wordml/sdtdatahash" xmlns:w16sdtfl="http://schemas.microsoft.com/office/word/2024/wordml/sdtformatlock" xmlns:w16se="http://schemas.microsoft.com/office/word/2015/wordml/symex" xmlns:wpg="http://schemas.microsoft.com/office/word/2010/wordprocessingGroup" xmlns:wpi="http://schemas.microsoft.com/office/word/2010/wordprocessingInk" xmlns:wne="http://schemas.microsoft.com/office/word/2006/wordml" xmlns:wps="http://schemas.microsoft.com/office/word/2010/wordprocessingShape" mc:Ignorable="w14 w15 w16se w16cid w16 w16cex w16sdtdh w16sdtfl w16du wp14">
   <w16cid:commentId w16cid:paraId="1CC86141" w16cid:durableId="3F81B919"/>
 </w16cid:commentsIds>
 </file>
 
 <file path=word/numbering.xml><?xml version="1.0" encoding="utf-8"?>
-<w:numbering xmlns:wpc="http://schemas.microsoft.com/office/word/2010/wordprocessingCanvas" xmlns:cx="http://schemas.microsoft.com/office/drawing/2014/chartex" xmlns:cx1="http://schemas.microsoft.com/office/drawing/2015/9/8/chartex" xmlns:cx2="http://schemas.microsoft.com/office/drawing/2015/10/21/chartex" xmlns:cx3="http://schemas.microsoft.com/office/drawing/2016/5/9/chartex" xmlns:cx4="http://schemas.microsoft.com/office/drawing/2016/5/10/chartex" xmlns:cx5="http://schemas.microsoft.com/office/drawing/2016/5/11/chartex" xmlns:cx6="http://schemas.microsoft.com/office/drawing/2016/5/12/chartex" xmlns:cx7="http://schemas.microsoft.com/office/drawing/2016/5/13/chartex" xmlns:cx8="http://schemas.microsoft.com/office/drawing/2016/5/14/chartex" xmlns:mc="http://schemas.openxmlformats.org/markup-compatibility/2006" xmlns:aink="http://schemas.microsoft.com/office/drawing/2016/ink" xmlns:am3d="http://schemas.microsoft.com/office/drawing/2017/model3d" xmlns:o="urn:schemas-microsoft-com:office:office" xmlns:oel="http://schemas.microsoft.com/office/2019/extlst" xmlns:r="http://schemas.openxmlformats.org/officeDocument/2006/relationships" xmlns:m="http://schemas.openxmlformats.org/officeDocument/2006/math" xmlns:v="urn:schemas-microsoft-com:vml" xmlns:wp14="http://schemas.microsoft.com/office/word/2010/wordprocessingDrawing" xmlns:wp="http://schemas.openxmlformats.org/drawingml/2006/wordprocessingDrawing" xmlns:w10="urn:schemas-microsoft-com:office:word" xmlns:w="http://schemas.openxmlformats.org/wordprocessingml/2006/main" xmlns:w14="http://schemas.microsoft.com/office/word/2010/wordml" xmlns:w15="http://schemas.microsoft.com/office/word/2012/wordml" xmlns:w16cex="http://schemas.microsoft.com/office/word/2018/wordml/cex" xmlns:w16cid="http://schemas.microsoft.com/office/word/2016/wordml/cid" xmlns:w16="http://schemas.microsoft.com/office/word/2018/wordml" xmlns:w16sdtdh="http://schemas.microsoft.com/office/word/2020/wordml/sdtdatahash" xmlns:w16se="http://schemas.microsoft.com/office/word/2015/wordml/symex" xmlns:wpg="http://schemas.microsoft.com/office/word/2010/wordprocessingGroup" xmlns:wpi="http://schemas.microsoft.com/office/word/2010/wordprocessingInk" xmlns:wne="http://schemas.microsoft.com/office/word/2006/wordml" xmlns:wps="http://schemas.microsoft.com/office/word/2010/wordprocessingShape" mc:Ignorable="w14 w15 w16se w16cid w16 w16cex w16sdtdh wp14">
+<w:numbering xmlns:wpc="http://schemas.microsoft.com/office/word/2010/wordprocessingCanvas" xmlns:cx="http://schemas.microsoft.com/office/drawing/2014/chartex" xmlns:cx1="http://schemas.microsoft.com/office/drawing/2015/9/8/chartex" xmlns:cx2="http://schemas.microsoft.com/office/drawing/2015/10/21/chartex" xmlns:cx3="http://schemas.microsoft.com/office/drawing/2016/5/9/chartex" xmlns:cx4="http://schemas.microsoft.com/office/drawing/2016/5/10/chartex" xmlns:cx5="http://schemas.microsoft.com/office/drawing/2016/5/11/chartex" xmlns:cx6="http://schemas.microsoft.com/office/drawing/2016/5/12/chartex" xmlns:cx7="http://schemas.microsoft.com/office/drawing/2016/5/13/chartex" xmlns:cx8="http://schemas.microsoft.com/office/drawing/2016/5/14/chartex" xmlns:mc="http://schemas.openxmlformats.org/markup-compatibility/2006" xmlns:aink="http://schemas.microsoft.com/office/drawing/2016/ink" xmlns:am3d="http://schemas.microsoft.com/office/drawing/2017/model3d" xmlns:o="urn:schemas-microsoft-com:office:office" xmlns:oel="http://schemas.microsoft.com/office/2019/extlst" xmlns:r="http://schemas.openxmlformats.org/officeDocument/2006/relationships" xmlns:m="http://schemas.openxmlformats.org/officeDocument/2006/math" xmlns:v="urn:schemas-microsoft-com:vml" xmlns:wp14="http://schemas.microsoft.com/office/word/2010/wordprocessingDrawing" xmlns:wp="http://schemas.openxmlformats.org/drawingml/2006/wordprocessingDrawing" xmlns:w10="urn:schemas-microsoft-com:office:word" xmlns:w="http://schemas.openxmlformats.org/wordprocessingml/2006/main" xmlns:w14="http://schemas.microsoft.com/office/word/2010/wordml" xmlns:w15="http://schemas.microsoft.com/office/word/2012/wordml" xmlns:w16cex="http://schemas.microsoft.com/office/word/2018/wordml/cex" xmlns:w16cid="http://schemas.microsoft.com/office/word/2016/wordml/cid" xmlns:w16="http://schemas.microsoft.com/office/word/2018/wordml" xmlns:w16du="http://schemas.microsoft.com/office/word/2023/wordml/word16du" xmlns:w16sdtdh="http://schemas.microsoft.com/office/word/2020/wordml/sdtdatahash" xmlns:w16sdtfl="http://schemas.microsoft.com/office/word/2024/wordml/sdtformatlock" xmlns:w16se="http://schemas.microsoft.com/office/word/2015/wordml/symex" xmlns:wpg="http://schemas.microsoft.com/office/word/2010/wordprocessingGroup" xmlns:wpi="http://schemas.microsoft.com/office/word/2010/wordprocessingInk" xmlns:wne="http://schemas.microsoft.com/office/word/2006/wordml" xmlns:wps="http://schemas.microsoft.com/office/word/2010/wordprocessingShape" mc:Ignorable="w14 w15 w16se w16cid w16 w16cex w16sdtdh w16sdtfl w16du wp14">
   <w:abstractNum w:abstractNumId="0" w15:restartNumberingAfterBreak="0">
     <w:nsid w:val="0000A990"/>
     <w:multiLevelType w:val="multilevel"/>
@@ -1959,7 +1910,7 @@
 </file>
 
 <file path=word/people.xml><?xml version="1.0" encoding="utf-8"?>
-<w15:people xmlns:wpc="http://schemas.microsoft.com/office/word/2010/wordprocessingCanvas" xmlns:cx="http://schemas.microsoft.com/office/drawing/2014/chartex" xmlns:cx1="http://schemas.microsoft.com/office/drawing/2015/9/8/chartex" xmlns:cx2="http://schemas.microsoft.com/office/drawing/2015/10/21/chartex" xmlns:cx3="http://schemas.microsoft.com/office/drawing/2016/5/9/chartex" xmlns:cx4="http://schemas.microsoft.com/office/drawing/2016/5/10/chartex" xmlns:cx5="http://schemas.microsoft.com/office/drawing/2016/5/11/chartex" xmlns:cx6="http://schemas.microsoft.com/office/drawing/2016/5/12/chartex" xmlns:cx7="http://schemas.microsoft.com/office/drawing/2016/5/13/chartex" xmlns:cx8="http://schemas.microsoft.com/office/drawing/2016/5/14/chartex" xmlns:mc="http://schemas.openxmlformats.org/markup-compatibility/2006" xmlns:aink="http://schemas.microsoft.com/office/drawing/2016/ink" xmlns:am3d="http://schemas.microsoft.com/office/drawing/2017/model3d" xmlns:o="urn:schemas-microsoft-com:office:office" xmlns:oel="http://schemas.microsoft.com/office/2019/extlst" xmlns:r="http://schemas.openxmlformats.org/officeDocument/2006/relationships" xmlns:m="http://schemas.openxmlformats.org/officeDocument/2006/math" xmlns:v="urn:schemas-microsoft-com:vml" xmlns:wp14="http://schemas.microsoft.com/office/word/2010/wordprocessingDrawing" xmlns:wp="http://schemas.openxmlformats.org/drawingml/2006/wordprocessingDrawing" xmlns:w10="urn:schemas-microsoft-com:office:word" xmlns:w="http://schemas.openxmlformats.org/wordprocessingml/2006/main" xmlns:w14="http://schemas.microsoft.com/office/word/2010/wordml" xmlns:w15="http://schemas.microsoft.com/office/word/2012/wordml" xmlns:w16cex="http://schemas.microsoft.com/office/word/2018/wordml/cex" xmlns:w16cid="http://schemas.microsoft.com/office/word/2016/wordml/cid" xmlns:w16="http://schemas.microsoft.com/office/word/2018/wordml" xmlns:w16sdtdh="http://schemas.microsoft.com/office/word/2020/wordml/sdtdatahash" xmlns:w16se="http://schemas.microsoft.com/office/word/2015/wordml/symex" xmlns:wpg="http://schemas.microsoft.com/office/word/2010/wordprocessingGroup" xmlns:wpi="http://schemas.microsoft.com/office/word/2010/wordprocessingInk" xmlns:wne="http://schemas.microsoft.com/office/word/2006/wordml" xmlns:wps="http://schemas.microsoft.com/office/word/2010/wordprocessingShape" mc:Ignorable="w14 w15 w16se w16cid w16 w16cex w16sdtdh wp14">
+<w15:people xmlns:wpc="http://schemas.microsoft.com/office/word/2010/wordprocessingCanvas" xmlns:cx="http://schemas.microsoft.com/office/drawing/2014/chartex" xmlns:cx1="http://schemas.microsoft.com/office/drawing/2015/9/8/chartex" xmlns:cx2="http://schemas.microsoft.com/office/drawing/2015/10/21/chartex" xmlns:cx3="http://schemas.microsoft.com/office/drawing/2016/5/9/chartex" xmlns:cx4="http://schemas.microsoft.com/office/drawing/2016/5/10/chartex" xmlns:cx5="http://schemas.microsoft.com/office/drawing/2016/5/11/chartex" xmlns:cx6="http://schemas.microsoft.com/office/drawing/2016/5/12/chartex" xmlns:cx7="http://schemas.microsoft.com/office/drawing/2016/5/13/chartex" xmlns:cx8="http://schemas.microsoft.com/office/drawing/2016/5/14/chartex" xmlns:mc="http://schemas.openxmlformats.org/markup-compatibility/2006" xmlns:aink="http://schemas.microsoft.com/office/drawing/2016/ink" xmlns:am3d="http://schemas.microsoft.com/office/drawing/2017/model3d" xmlns:o="urn:schemas-microsoft-com:office:office" xmlns:oel="http://schemas.microsoft.com/office/2019/extlst" xmlns:r="http://schemas.openxmlformats.org/officeDocument/2006/relationships" xmlns:m="http://schemas.openxmlformats.org/officeDocument/2006/math" xmlns:v="urn:schemas-microsoft-com:vml" xmlns:wp14="http://schemas.microsoft.com/office/word/2010/wordprocessingDrawing" xmlns:wp="http://schemas.openxmlformats.org/drawingml/2006/wordprocessingDrawing" xmlns:w10="urn:schemas-microsoft-com:office:word" xmlns:w="http://schemas.openxmlformats.org/wordprocessingml/2006/main" xmlns:w14="http://schemas.microsoft.com/office/word/2010/wordml" xmlns:w15="http://schemas.microsoft.com/office/word/2012/wordml" xmlns:w16cex="http://schemas.microsoft.com/office/word/2018/wordml/cex" xmlns:w16cid="http://schemas.microsoft.com/office/word/2016/wordml/cid" xmlns:w16="http://schemas.microsoft.com/office/word/2018/wordml" xmlns:w16du="http://schemas.microsoft.com/office/word/2023/wordml/word16du" xmlns:w16sdtdh="http://schemas.microsoft.com/office/word/2020/wordml/sdtdatahash" xmlns:w16sdtfl="http://schemas.microsoft.com/office/word/2024/wordml/sdtformatlock" xmlns:w16se="http://schemas.microsoft.com/office/word/2015/wordml/symex" xmlns:wpg="http://schemas.microsoft.com/office/word/2010/wordprocessingGroup" xmlns:wpi="http://schemas.microsoft.com/office/word/2010/wordprocessingInk" xmlns:wne="http://schemas.microsoft.com/office/word/2006/wordml" xmlns:wps="http://schemas.microsoft.com/office/word/2010/wordprocessingShape" mc:Ignorable="w14 w15 w16se w16cid w16 w16cex w16sdtdh w16sdtfl w16du wp14">
   <w15:person w15:author="Sobel, Aaron">
     <w15:presenceInfo w15:providerId="AD" w15:userId="S::Sobel.Aaron@epa.gov::f995e8d2-6f7d-44d7-a7e3-5f4bbee43665"/>
   </w15:person>
@@ -1967,7 +1918,7 @@
 </file>
 
 <file path=word/styles.xml><?xml version="1.0" encoding="utf-8"?>
-<w:styles xmlns:mc="http://schemas.openxmlformats.org/markup-compatibility/2006" xmlns:r="http://schemas.openxmlformats.org/officeDocument/2006/relationships" xmlns:w="http://schemas.openxmlformats.org/wordprocessingml/2006/main" xmlns:w14="http://schemas.microsoft.com/office/word/2010/wordml" xmlns:w15="http://schemas.microsoft.com/office/word/2012/wordml" xmlns:w16cex="http://schemas.microsoft.com/office/word/2018/wordml/cex" xmlns:w16cid="http://schemas.microsoft.com/office/word/2016/wordml/cid" xmlns:w16="http://schemas.microsoft.com/office/word/2018/wordml" xmlns:w16sdtdh="http://schemas.microsoft.com/office/word/2020/wordml/sdtdatahash" xmlns:w16se="http://schemas.microsoft.com/office/word/2015/wordml/symex" mc:Ignorable="w14 w15 w16se w16cid w16 w16cex w16sdtdh">
+<w:styles xmlns:mc="http://schemas.openxmlformats.org/markup-compatibility/2006" xmlns:r="http://schemas.openxmlformats.org/officeDocument/2006/relationships" xmlns:w="http://schemas.openxmlformats.org/wordprocessingml/2006/main" xmlns:w14="http://schemas.microsoft.com/office/word/2010/wordml" xmlns:w15="http://schemas.microsoft.com/office/word/2012/wordml" xmlns:w16cex="http://schemas.microsoft.com/office/word/2018/wordml/cex" xmlns:w16cid="http://schemas.microsoft.com/office/word/2016/wordml/cid" xmlns:w16="http://schemas.microsoft.com/office/word/2018/wordml" xmlns:w16du="http://schemas.microsoft.com/office/word/2023/wordml/word16du" xmlns:w16sdtdh="http://schemas.microsoft.com/office/word/2020/wordml/sdtdatahash" xmlns:w16sdtfl="http://schemas.microsoft.com/office/word/2024/wordml/sdtformatlock" xmlns:w16se="http://schemas.microsoft.com/office/word/2015/wordml/symex" mc:Ignorable="w14 w15 w16se w16cid w16 w16cex w16sdtdh w16sdtfl w16du">
   <w:docDefaults>
     <w:rPrDefault>
       <w:rPr>
